--- a/papers/flagship/Higgins_Decomposition_Character_Analysis.docx
+++ b/papers/flagship/Higgins_Decomposition_Character_Analysis.docx
@@ -31833,7 +31833,347 @@
           <w:rFonts w:ascii="Arial" w:hAnsi="Arial"/>
           <w:sz w:val="22"/>
         </w:rPr>
-        <w:t xml:space="preserve">The pipeline emits structured diagnostic codes (59 defined, format SS-CCC-LLL) covering every stage and condition. A separate reporter reads the codes and produces human-readable output in English, Portuguese, and Italian — the three primary languages of the CoDa community. The instrument and the reporter develop independently: the pipeline is a fixed, lightweight code-emitting engine; the reporter can be rewritten, translated, or reformatted without touching the core. New codes can be added to the dictionary without changing any other code. This architecture ensures the instrument remains stable while the reporting layer evolves.</w:t>
+        <w:t xml:space="preserve">The pipeline emits structured diagnostic codes (73 defined, format SS-CCC-LLL) covering every stage and condition, with 10 structural modes for second-order combination diagnosis. A separate reporter reads the codes and produces human-readable output in 5 languages: English, Mandarin Chinese, Hindi, Portuguese, and Italian. The instrument and the reporter develop independently: the pipeline is a fixed, lightweight code-emitting engine; the reporter can be rewritten, translated, or reformatted without touching the core. New codes can be added to the dictionary without changing any other code. Adding a language requires one JSON file in locales/ with zero code changes. This architecture ensures the instrument remains stable while the reporting layer evolves.</w:t>
+      </w:r>
+    </w:p>
+    <w:p>
+      <w:pPr>
+        <w:spacing w:before="400" w:after="200"/>
+      </w:pPr>
+      <w:r>
+        <w:rPr>
+          <w:rFonts w:ascii="Arial" w:hAnsi="Arial"/>
+          <w:b/>
+          <w:bCs/>
+          <w:color w:val="1E2761"/>
+          <w:sz w:val="28"/>
+          <w:szCs w:val="28"/>
+        </w:rPr>
+        <w:t xml:space="preserve">20. Compositional Knowledge Engine</w:t>
+      </w:r>
+    </w:p>
+    <w:p>
+      <w:pPr>
+        <w:spacing w:after="100"/>
+      </w:pPr>
+      <w:r>
+        <w:rPr>
+          <w:rFonts w:ascii="Arial" w:hAnsi="Arial"/>
+          <w:sz w:val="22"/>
+        </w:rPr>
+        <w:t xml:space="preserve">The pipeline evolved from a one-shot diagnostic tool into a compositional knowledge engine. Every pipeline run now produces three outputs: a diagnosis (73 diagnostic codes + 10 structural modes), a fingerprint (deterministic SHA-256 hash of the geometric identity vector), and an audit trail (chain-hashed operation records with full traceability). Each run enriches a searchable catalog. Past analyses become reference points for future discoveries. The accumulation cycle is: run → diagnose → fingerprint → catalog → compare → discover → run.</w:t>
+      </w:r>
+    </w:p>
+    <w:p>
+      <w:pPr>
+        <w:spacing w:before="200" w:after="100"/>
+      </w:pPr>
+      <w:r>
+        <w:rPr>
+          <w:rFonts w:ascii="Arial" w:hAnsi="Arial"/>
+          <w:b/>
+          <w:sz w:val="24"/>
+        </w:rPr>
+        <w:t xml:space="preserve">20.1 Compositional Fingerprint</w:t>
+      </w:r>
+    </w:p>
+    <w:p>
+      <w:pPr>
+        <w:spacing w:after="100"/>
+      </w:pPr>
+      <w:r>
+        <w:rPr>
+          <w:rFonts w:ascii="Arial" w:hAnsi="Arial"/>
+          <w:sz w:val="22"/>
+        </w:rPr>
+        <w:t xml:space="preserve">The fingerprint generator (hs_fingerprint.py) extracts a deterministic identity vector from every pipeline result. The vector encodes 9 dimensions: HVLD shape (bowl/hill), R² band (PRECISION/STRONG/MODERATE/WEAK), classification (NATURAL/INVESTIGATE/FLAG), constant family (EULER/ZETA/GOLDEN/etc.), EITT result (PASS/FAIL), structural modes (set of SM-codes), chaos level (HIGH/LOW), drift direction (increasing/decreasing/stable), and carrier count D. The SHA-256 hash of this vector is the fingerprint — two systems with identical fingerprints share the same compositional geometry regardless of domain or scale. Fingerprint comparison uses weighted multi-dimensional scoring across all 9 dimensions, enabling cross-database discovery of structural twins.</w:t>
+      </w:r>
+    </w:p>
+    <w:p>
+      <w:pPr>
+        <w:spacing w:before="200" w:after="100"/>
+      </w:pPr>
+      <w:r>
+        <w:rPr>
+          <w:rFonts w:ascii="Arial" w:hAnsi="Arial"/>
+          <w:b/>
+          <w:sz w:val="24"/>
+        </w:rPr>
+        <w:t xml:space="preserve">20.2 Self-Generating Test Tools</w:t>
+      </w:r>
+    </w:p>
+    <w:p>
+      <w:pPr>
+        <w:spacing w:after="100"/>
+      </w:pPr>
+      <w:r>
+        <w:rPr>
+          <w:rFonts w:ascii="Arial" w:hAnsi="Arial"/>
+          <w:sz w:val="22"/>
+        </w:rPr>
+        <w:t xml:space="preserve">The tool makes tools. The test generator (hs_testgen.py) produces self-contained Python test scripts from any catalog of pipeline results. Four types: regression suites (verify classifications, shapes, and R² values against baselines), health checks (perturbation stability at 5 noise levels × 10 trials), cross-checks (cross-database fingerprint comparison), and stability tests (bootstrap subsampling at 90%/75%/50%). Generated scripts run independently — they embed their own expected values and acceptance criteria. The test infrastructure grows with the catalog.</w:t>
+      </w:r>
+    </w:p>
+    <w:p>
+      <w:pPr>
+        <w:spacing w:before="400" w:after="200"/>
+      </w:pPr>
+      <w:r>
+        <w:rPr>
+          <w:rFonts w:ascii="Arial" w:hAnsi="Arial"/>
+          <w:b/>
+          <w:bCs/>
+          <w:color w:val="1E2761"/>
+          <w:sz w:val="28"/>
+          <w:szCs w:val="28"/>
+        </w:rPr>
+        <w:t xml:space="preserve">21. Audit Trail and Breakpoint System</w:t>
+      </w:r>
+    </w:p>
+    <w:p>
+      <w:pPr>
+        <w:spacing w:after="100"/>
+      </w:pPr>
+      <w:r>
+        <w:rPr>
+          <w:rFonts w:ascii="Arial" w:hAnsi="Arial"/>
+          <w:sz w:val="22"/>
+        </w:rPr>
+        <w:t xml:space="preserve">Every pipeline operation produces a tamper-evident audit record (hs_audit.py). Each record captures: sequence number, operation name, timestamp, duration, input SHA-256 hash, output SHA-256 hash, input/output shapes, status, breakpoint decision, and notes. The chain hash — a SHA-256 of the concatenated sequential records — detects any modification to any record in the trail. This provides ISO 17025-compatible traceability from raw data to final diagnosis.</w:t>
+      </w:r>
+    </w:p>
+    <w:p>
+      <w:pPr>
+        <w:spacing w:before="200" w:after="100"/>
+      </w:pPr>
+      <w:r>
+        <w:rPr>
+          <w:rFonts w:ascii="Arial" w:hAnsi="Arial"/>
+          <w:b/>
+          <w:sz w:val="24"/>
+        </w:rPr>
+        <w:t xml:space="preserve">21.1 Configurable Breakpoints</w:t>
+      </w:r>
+    </w:p>
+    <w:p>
+      <w:pPr>
+        <w:spacing w:after="100"/>
+      </w:pPr>
+      <w:r>
+        <w:rPr>
+          <w:rFonts w:ascii="Arial" w:hAnsi="Arial"/>
+          <w:sz w:val="22"/>
+        </w:rPr>
+        <w:t xml:space="preserve">16 breakpoints are defined at critical pipeline transitions: BP-PRE-RUN (before execution), BP-POST-GUARD through BP-POST-GEOMETRY (after each core step), BP-POST-EXTENDED/CODES/FINGER (after post-processing), BP-ON-ERROR/FLAG/GUARD-FAIL (conditional triggers), and BP-LOOP-ITER/LOOP-END (loop safety). Each breakpoint accepts one of 4 actions: CONTINUE (proceed), HOLD (pause for expert review), ABORT (stop execution), or LOG_ONLY (detailed logging without stopping). Five presets configure all breakpoints simultaneously: permissive (all CONTINUE), cautious (HOLD on FLAG and errors), strict (ABORT on errors, HOLD on FLAG), audit (LOG_ONLY everywhere for maximum traceability), and development (HOLD at every step for step-through debugging). Every batch loop has an explicit break condition at BP-LOOP-ITER — no infinite loops are possible.</w:t>
+      </w:r>
+    </w:p>
+    <w:p>
+      <w:pPr>
+        <w:spacing w:before="400" w:after="200"/>
+      </w:pPr>
+      <w:r>
+        <w:rPr>
+          <w:rFonts w:ascii="Arial" w:hAnsi="Arial"/>
+          <w:b/>
+          <w:bCs/>
+          <w:color w:val="1E2761"/>
+          <w:sz w:val="28"/>
+          <w:szCs w:val="28"/>
+        </w:rPr>
+        <w:t xml:space="preserve">22. Industrial Controller Architecture</w:t>
+      </w:r>
+    </w:p>
+    <w:p>
+      <w:pPr>
+        <w:spacing w:after="100"/>
+      </w:pPr>
+      <w:r>
+        <w:rPr>
+          <w:rFonts w:ascii="Arial" w:hAnsi="Arial"/>
+          <w:sz w:val="22"/>
+        </w:rPr>
+        <w:t xml:space="preserve">Hˢ operates as an industrial compositional analysis component through hs_controller.py. Two classes provide the integration layer between the mathematical pipeline and external systems.</w:t>
+      </w:r>
+    </w:p>
+    <w:p>
+      <w:pPr>
+        <w:spacing w:before="200" w:after="100"/>
+      </w:pPr>
+      <w:r>
+        <w:rPr>
+          <w:rFonts w:ascii="Arial" w:hAnsi="Arial"/>
+          <w:b/>
+          <w:sz w:val="24"/>
+        </w:rPr>
+        <w:t xml:space="preserve">22.1 HsController — State Machine</w:t>
+      </w:r>
+    </w:p>
+    <w:p>
+      <w:pPr>
+        <w:spacing w:after="100"/>
+      </w:pPr>
+      <w:r>
+        <w:rPr>
+          <w:rFonts w:ascii="Arial" w:hAnsi="Arial"/>
+          <w:sz w:val="22"/>
+        </w:rPr>
+        <w:t xml:space="preserve">The controller wraps the full pipeline (12-step + extended + codes + fingerprint + audit) in a state machine with 6 states: IDLE (created, not started), RUNNING (pipeline executing), HELD (paused at breakpoint awaiting expert decision), COMPLETED (finished normally), ABORTED (stopped by command), and ERROR (unrecoverable). Validated state transitions prevent illegal operations. An event bus publishes typed events — state_change, classification, fingerprint, hold, error, flag — for external subscribers via publish-subscribe pattern. Commands: start (with data and breakpoint preset), resume (with expert decision and notes), abort (with reason), inspect (current state and audit summary), reconfigure (change breakpoints), get_result, get_audit, get_events.</w:t>
+      </w:r>
+    </w:p>
+    <w:p>
+      <w:pPr>
+        <w:spacing w:before="200" w:after="100"/>
+      </w:pPr>
+      <w:r>
+        <w:rPr>
+          <w:rFonts w:ascii="Arial" w:hAnsi="Arial"/>
+          <w:b/>
+          <w:sz w:val="24"/>
+        </w:rPr>
+        <w:t xml:space="preserve">22.2 HUF-GOV — Supervisory Governance</w:t>
+      </w:r>
+    </w:p>
+    <w:p>
+      <w:pPr>
+        <w:spacing w:after="100"/>
+      </w:pPr>
+      <w:r>
+        <w:rPr>
+          <w:rFonts w:ascii="Arial" w:hAnsi="Arial"/>
+          <w:sz w:val="22"/>
+        </w:rPr>
+        <w:t xml:space="preserve">HUF-GOV is the top-level supervisor for multi-controller deployments. Four governance modes: OPEN (unrestricted, all presets allowed, no concurrent limit), SUPERVISED (cautious default, max 5 concurrent controllers, policy checks on state transitions), LOCKED (strict only, max 1 controller, full approval required for all transitions), and QUARANTINE (emergency lockdown — no new runs, all controllers frozen). HUF-GOV maintains a controller registry, cross-run fingerprint database for structural comparison across all analyses, event aggregation across all controllers, and full state persistence. The policy engine is checked on every state transition — governance mode determines which breakpoint presets are permitted, how many controllers can run concurrently, and what happens when anomalies are detected.</w:t>
+      </w:r>
+    </w:p>
+    <w:p>
+      <w:pPr>
+        <w:spacing w:before="200" w:after="100"/>
+      </w:pPr>
+      <w:r>
+        <w:rPr>
+          <w:rFonts w:ascii="Arial" w:hAnsi="Arial"/>
+          <w:b/>
+          <w:sz w:val="24"/>
+        </w:rPr>
+        <w:t xml:space="preserve">22.3 Architecture Stack</w:t>
+      </w:r>
+    </w:p>
+    <w:p>
+      <w:pPr>
+        <w:spacing w:after="100"/>
+      </w:pPr>
+      <w:r>
+        <w:rPr>
+          <w:rFonts w:ascii="Arial" w:hAnsi="Arial"/>
+          <w:sz w:val="22"/>
+        </w:rPr>
+        <w:t xml:space="preserve">The complete architecture stack is: HUF-GOV → HsController → Pipeline → Audit Trail. Each layer has clear responsibility: HUF-GOV governs (policy, limits, quarantine), HsController orchestrates (state machine, events, resume logic), Pipeline computes (12 steps + extended + codes + fingerprint), Audit Trail traces (chain hash, breakpoints, operation records). Verified by multi-controller supervised run: two controllers running under SUPERVISED governance, both completing with valid audit chains and fingerprints registered in the cross-run database.</w:t>
+      </w:r>
+    </w:p>
+    <w:p>
+      <w:pPr>
+        <w:spacing w:before="400" w:after="200"/>
+      </w:pPr>
+      <w:r>
+        <w:rPr>
+          <w:rFonts w:ascii="Arial" w:hAnsi="Arial"/>
+          <w:b/>
+          <w:bCs/>
+          <w:color w:val="1E2761"/>
+          <w:sz w:val="28"/>
+          <w:szCs w:val="28"/>
+        </w:rPr>
+        <w:t xml:space="preserve">23. Experimental Validation Extensions</w:t>
+      </w:r>
+    </w:p>
+    <w:p>
+      <w:pPr>
+        <w:spacing w:before="200" w:after="100"/>
+      </w:pPr>
+      <w:r>
+        <w:rPr>
+          <w:rFonts w:ascii="Arial" w:hAnsi="Arial"/>
+          <w:b/>
+          <w:sz w:val="24"/>
+        </w:rPr>
+        <w:t xml:space="preserve">23.1 Hs-23: Radionuclide Decay Chains</w:t>
+      </w:r>
+    </w:p>
+    <w:p>
+      <w:pPr>
+        <w:spacing w:after="100"/>
+      </w:pPr>
+      <w:r>
+        <w:rPr>
+          <w:rFonts w:ascii="Arial" w:hAnsi="Arial"/>
+          <w:sz w:val="22"/>
+        </w:rPr>
+        <w:t xml:space="preserve">The first experiment using the new methods: radionuclide decay chains for Uranium-235, Uranium-238, and Thorium-232. Nuclear decay is the purest compositional process in nature — a parent isotope decomposes into daughters with exact branching ratios governed by quantum mechanics. All three chains classified NATURAL with HVLD bowl shapes. The nearest constant 1/(eπ) appeared in the Th-232 chain at δ = 0.0087, creating a cross-scale resonance with the cosmic energy budget (Hs-16) which matched the same constant family. This is the first documented case of a single transcendental constant connecting nuclear decay physics (10⁻¹⁵ m) to cosmological structure (10²⁶ m) — 41 orders of magnitude apart.</w:t>
+      </w:r>
+    </w:p>
+    <w:p>
+      <w:pPr>
+        <w:spacing w:before="200" w:after="100"/>
+      </w:pPr>
+      <w:r>
+        <w:rPr>
+          <w:rFonts w:ascii="Arial" w:hAnsi="Arial"/>
+          <w:b/>
+          <w:sz w:val="24"/>
+        </w:rPr>
+        <w:t xml:space="preserve">23.2 Hs-24: HEPData Validation Campaign</w:t>
+      </w:r>
+    </w:p>
+    <w:p>
+      <w:pPr>
+        <w:spacing w:after="100"/>
+      </w:pPr>
+      <w:r>
+        <w:rPr>
+          <w:rFonts w:ascii="Arial" w:hAnsi="Arial"/>
+          <w:sz w:val="22"/>
+        </w:rPr>
+        <w:t xml:space="preserve">A systematic validation using published high-energy physics data from HEPData (CERN). 8 curated datasets (W boson decay, Higgs branching ratios, top quark W helicity, tau lepton decay, Z boson partial widths, CKM unitarity, cosmic energy budget, proton momentum fractions) were fetched, ingested, and run through the full pipeline in 9 validated runs. Results: 100% bowl rate, SM-CPL-DIS (carrier coupling) universal across all 8 systems, FLAG correctly separating counting experiments from dynamics experiments, and 4 transcendental constants from 4 different families. The structural mode SM-CPL-DIS appearing universally suggests carrier coupling is a fundamental property of Standard Model compositional systems.</w:t>
+      </w:r>
+    </w:p>
+    <w:p>
+      <w:pPr>
+        <w:spacing w:before="400" w:after="200"/>
+      </w:pPr>
+      <w:r>
+        <w:rPr>
+          <w:rFonts w:ascii="Arial" w:hAnsi="Arial"/>
+          <w:b/>
+          <w:bCs/>
+          <w:color w:val="1E2761"/>
+          <w:sz w:val="28"/>
+          <w:szCs w:val="28"/>
+        </w:rPr>
+        <w:t xml:space="preserve">24. Complete System Inventory (April 2026)</w:t>
+      </w:r>
+    </w:p>
+    <w:p>
+      <w:pPr>
+        <w:spacing w:after="100"/>
+      </w:pPr>
+      <w:r>
+        <w:rPr>
+          <w:rFonts w:ascii="Arial" w:hAnsi="Arial"/>
+          <w:sz w:val="22"/>
+        </w:rPr>
+        <w:t xml:space="preserve">18 physical domains. 36 distinct systems. 52 total DUTs. 24 experiments (Hs-01 through Hs-24). 15 reference standards. 7 natural pairs. 35 transcendental constants. 13 conjugate pairs. 73 diagnostic codes across 12 prefixes. 10 structural modes. 11 pipeline files. 5 interactive HTML tools. 5 languages. 16 configurable breakpoints with 4 actions and 5 presets. 6 controller states. 4 governance modes. 8 instrument metrology metrics. 44 orders of magnitude in scale range. Pipeline version 1.0 Extended. Deterministic: Gauge R&amp;R bit-identical. Instrument metrology: QUALIFIED (6/6 metrics pass).</w:t>
+      </w:r>
+    </w:p>
+    <w:p>
+      <w:pPr>
+        <w:spacing w:after="100"/>
+      </w:pPr>
+      <w:r>
+        <w:rPr>
+          <w:rFonts w:ascii="Arial" w:hAnsi="Arial"/>
+          <w:sz w:val="22"/>
+        </w:rPr>
+        <w:t xml:space="preserve">Pipeline component registry: higgins_decomposition_12step.py (core pipeline), higgins_transcendental_pretest.py (35-constant proximity test), hs_codes.py (73 diagnostic codes + 10 structural modes), hs_reporter.py (multilingual report generation in 5 languages), hs_metrology.py (instrument meta-evaluation, 8 quality metrics), hs_ingest.py (universal CSV/JSON loader), hs_hepdata.py (HEPData fetch with 8 curated datasets), hs_fingerprint.py (deterministic geometric identity with similarity scoring), hs_testgen.py (self-generating test tools), hs_audit.py (audit trail with 16 breakpoints and chain hash), hs_controller.py (industrial state machine controller with HUF-GOV supervisor).</w:t>
       </w:r>
     </w:p>
     <w:p>
@@ -31855,7 +32195,7 @@
           <w:sz w:val="22"/>
           <w:szCs w:val="22"/>
         </w:rPr>
-        <w:t xml:space="preserve">End of Character Analysis — Open to Further Development — Sections 13+ added April 2026</w:t>
+        <w:t xml:space="preserve">End of Character Analysis — Sections 20–24 added April 26, 2026</w:t>
       </w:r>
     </w:p>
     <w:p>
@@ -31866,11 +32206,45 @@
       <w:r>
         <w:rPr>
           <w:rFonts w:ascii="Arial" w:cs="Arial" w:eastAsia="Arial" w:hAnsi="Arial"/>
+          <w:i/>
+          <w:iCs/>
           <w:color w:val="AAAAAA"/>
           <w:sz w:val="20"/>
           <w:szCs w:val="20"/>
         </w:rPr>
-        <w:t xml:space="preserve">Higgins Unity Framework — Peter Higgins — April 2026</w:t>
+        <w:t xml:space="preserve">The instrument reads. The fingerprint remembers. The audit traces.</w:t>
+      </w:r>
+    </w:p>
+    <w:p>
+      <w:pPr>
+        <w:spacing w:after="100"/>
+        <w:jc w:val="center"/>
+      </w:pPr>
+      <w:r>
+        <w:rPr>
+          <w:rFonts w:ascii="Arial" w:cs="Arial" w:eastAsia="Arial" w:hAnsi="Arial"/>
+          <w:i/>
+          <w:iCs/>
+          <w:color w:val="AAAAAA"/>
+          <w:sz w:val="20"/>
+          <w:szCs w:val="20"/>
+        </w:rPr>
+        <w:t xml:space="preserve">The controller orchestrates. The supervisor governs. The loop stays open.</w:t>
+      </w:r>
+    </w:p>
+    <w:p>
+      <w:pPr>
+        <w:spacing w:after="100"/>
+        <w:jc w:val="center"/>
+      </w:pPr>
+      <w:r>
+        <w:rPr>
+          <w:rFonts w:ascii="Arial" w:cs="Arial" w:eastAsia="Arial" w:hAnsi="Arial"/>
+          <w:color w:val="AAAAAA"/>
+          <w:sz w:val="20"/>
+          <w:szCs w:val="20"/>
+        </w:rPr>
+        <w:t xml:space="preserve">Higgins Decomposition — Peter Higgins — April 2026</w:t>
       </w:r>
     </w:p>
     <w:sectPr>
